--- a/tillsyn/A 3324-2023 tillsynsbegäran.docx
+++ b/tillsyn/A 3324-2023 tillsynsbegäran.docx
@@ -375,7 +375,7 @@
     <w:r>
       <w:tab/>
       <w:tab/>
-      <w:t>2026-09-14</w:t>
+      <w:t>2026-09-15</w:t>
       <w:br/>
       <w:br/>
     </w:r>

--- a/tillsyn/A 3324-2023 tillsynsbegäran.docx
+++ b/tillsyn/A 3324-2023 tillsynsbegäran.docx
@@ -375,7 +375,7 @@
     <w:r>
       <w:tab/>
       <w:tab/>
-      <w:t>2026-09-15</w:t>
+      <w:t>2026-09-16</w:t>
       <w:br/>
       <w:br/>
     </w:r>

--- a/tillsyn/A 3324-2023 tillsynsbegäran.docx
+++ b/tillsyn/A 3324-2023 tillsynsbegäran.docx
@@ -375,7 +375,7 @@
     <w:r>
       <w:tab/>
       <w:tab/>
-      <w:t>2026-09-16</w:t>
+      <w:t>2026-09-17</w:t>
       <w:br/>
       <w:br/>
     </w:r>

--- a/tillsyn/A 3324-2023 tillsynsbegäran.docx
+++ b/tillsyn/A 3324-2023 tillsynsbegäran.docx
@@ -375,7 +375,7 @@
     <w:r>
       <w:tab/>
       <w:tab/>
-      <w:t>2026-09-17</w:t>
+      <w:t>2026-09-18</w:t>
       <w:br/>
       <w:br/>
     </w:r>

--- a/tillsyn/A 3324-2023 tillsynsbegäran.docx
+++ b/tillsyn/A 3324-2023 tillsynsbegäran.docx
@@ -375,7 +375,7 @@
     <w:r>
       <w:tab/>
       <w:tab/>
-      <w:t>2026-09-18</w:t>
+      <w:t>2026-09-19</w:t>
       <w:br/>
       <w:br/>
     </w:r>

--- a/tillsyn/A 3324-2023 tillsynsbegäran.docx
+++ b/tillsyn/A 3324-2023 tillsynsbegäran.docx
@@ -375,7 +375,7 @@
     <w:r>
       <w:tab/>
       <w:tab/>
-      <w:t>2026-09-19</w:t>
+      <w:t>2026-09-21</w:t>
       <w:br/>
       <w:br/>
     </w:r>

--- a/tillsyn/A 3324-2023 tillsynsbegäran.docx
+++ b/tillsyn/A 3324-2023 tillsynsbegäran.docx
@@ -375,7 +375,7 @@
     <w:r>
       <w:tab/>
       <w:tab/>
-      <w:t>2026-09-21</w:t>
+      <w:t>2026-09-23</w:t>
       <w:br/>
       <w:br/>
     </w:r>

--- a/tillsyn/A 3324-2023 tillsynsbegäran.docx
+++ b/tillsyn/A 3324-2023 tillsynsbegäran.docx
@@ -375,7 +375,7 @@
     <w:r>
       <w:tab/>
       <w:tab/>
-      <w:t>2026-09-23</w:t>
+      <w:t>2026-09-24</w:t>
       <w:br/>
       <w:br/>
     </w:r>

--- a/tillsyn/A 3324-2023 tillsynsbegäran.docx
+++ b/tillsyn/A 3324-2023 tillsynsbegäran.docx
@@ -375,7 +375,7 @@
     <w:r>
       <w:tab/>
       <w:tab/>
-      <w:t>2026-09-24</w:t>
+      <w:t>2026-09-25</w:t>
       <w:br/>
       <w:br/>
     </w:r>

--- a/tillsyn/A 3324-2023 tillsynsbegäran.docx
+++ b/tillsyn/A 3324-2023 tillsynsbegäran.docx
@@ -375,7 +375,7 @@
     <w:r>
       <w:tab/>
       <w:tab/>
-      <w:t>2026-09-25</w:t>
+      <w:t>2026-09-26</w:t>
       <w:br/>
       <w:br/>
     </w:r>

--- a/tillsyn/A 3324-2023 tillsynsbegäran.docx
+++ b/tillsyn/A 3324-2023 tillsynsbegäran.docx
@@ -375,7 +375,7 @@
     <w:r>
       <w:tab/>
       <w:tab/>
-      <w:t>2026-09-26</w:t>
+      <w:t>2026-09-27</w:t>
       <w:br/>
       <w:br/>
     </w:r>

--- a/tillsyn/A 3324-2023 tillsynsbegäran.docx
+++ b/tillsyn/A 3324-2023 tillsynsbegäran.docx
@@ -375,7 +375,7 @@
     <w:r>
       <w:tab/>
       <w:tab/>
-      <w:t>2026-09-27</w:t>
+      <w:t>2026-09-28</w:t>
       <w:br/>
       <w:br/>
     </w:r>

--- a/tillsyn/A 3324-2023 tillsynsbegäran.docx
+++ b/tillsyn/A 3324-2023 tillsynsbegäran.docx
@@ -375,7 +375,7 @@
     <w:r>
       <w:tab/>
       <w:tab/>
-      <w:t>2026-09-28</w:t>
+      <w:t>2026-09-29</w:t>
       <w:br/>
       <w:br/>
     </w:r>

--- a/tillsyn/A 3324-2023 tillsynsbegäran.docx
+++ b/tillsyn/A 3324-2023 tillsynsbegäran.docx
@@ -375,7 +375,7 @@
     <w:r>
       <w:tab/>
       <w:tab/>
-      <w:t>2026-09-29</w:t>
+      <w:t>2026-09-30</w:t>
       <w:br/>
       <w:br/>
     </w:r>

--- a/tillsyn/A 3324-2023 tillsynsbegäran.docx
+++ b/tillsyn/A 3324-2023 tillsynsbegäran.docx
@@ -375,7 +375,7 @@
     <w:r>
       <w:tab/>
       <w:tab/>
-      <w:t>2026-09-30</w:t>
+      <w:t>2026-10-01</w:t>
       <w:br/>
       <w:br/>
     </w:r>

--- a/tillsyn/A 3324-2023 tillsynsbegäran.docx
+++ b/tillsyn/A 3324-2023 tillsynsbegäran.docx
@@ -375,7 +375,7 @@
     <w:r>
       <w:tab/>
       <w:tab/>
-      <w:t>2026-10-01</w:t>
+      <w:t>2026-10-02</w:t>
       <w:br/>
       <w:br/>
     </w:r>

--- a/tillsyn/A 3324-2023 tillsynsbegäran.docx
+++ b/tillsyn/A 3324-2023 tillsynsbegäran.docx
@@ -375,7 +375,7 @@
     <w:r>
       <w:tab/>
       <w:tab/>
-      <w:t>2026-10-02</w:t>
+      <w:t>2026-10-03</w:t>
       <w:br/>
       <w:br/>
     </w:r>

--- a/tillsyn/A 3324-2023 tillsynsbegäran.docx
+++ b/tillsyn/A 3324-2023 tillsynsbegäran.docx
@@ -375,7 +375,7 @@
     <w:r>
       <w:tab/>
       <w:tab/>
-      <w:t>2026-10-03</w:t>
+      <w:t>2026-10-04</w:t>
       <w:br/>
       <w:br/>
     </w:r>

--- a/tillsyn/A 3324-2023 tillsynsbegäran.docx
+++ b/tillsyn/A 3324-2023 tillsynsbegäran.docx
@@ -375,7 +375,7 @@
     <w:r>
       <w:tab/>
       <w:tab/>
-      <w:t>2026-10-04</w:t>
+      <w:t>2026-10-05</w:t>
       <w:br/>
       <w:br/>
     </w:r>

--- a/tillsyn/A 3324-2023 tillsynsbegäran.docx
+++ b/tillsyn/A 3324-2023 tillsynsbegäran.docx
@@ -375,7 +375,7 @@
     <w:r>
       <w:tab/>
       <w:tab/>
-      <w:t>2026-10-05</w:t>
+      <w:t>2026-10-06</w:t>
       <w:br/>
       <w:br/>
     </w:r>

--- a/tillsyn/A 3324-2023 tillsynsbegäran.docx
+++ b/tillsyn/A 3324-2023 tillsynsbegäran.docx
@@ -375,7 +375,7 @@
     <w:r>
       <w:tab/>
       <w:tab/>
-      <w:t>2026-10-06</w:t>
+      <w:t>2026-10-07</w:t>
       <w:br/>
       <w:br/>
     </w:r>

--- a/tillsyn/A 3324-2023 tillsynsbegäran.docx
+++ b/tillsyn/A 3324-2023 tillsynsbegäran.docx
@@ -375,7 +375,7 @@
     <w:r>
       <w:tab/>
       <w:tab/>
-      <w:t>2026-10-07</w:t>
+      <w:t>2026-10-08</w:t>
       <w:br/>
       <w:br/>
     </w:r>

--- a/tillsyn/A 3324-2023 tillsynsbegäran.docx
+++ b/tillsyn/A 3324-2023 tillsynsbegäran.docx
@@ -375,7 +375,7 @@
     <w:r>
       <w:tab/>
       <w:tab/>
-      <w:t>2026-10-08</w:t>
+      <w:t>2026-10-09</w:t>
       <w:br/>
       <w:br/>
     </w:r>

--- a/tillsyn/A 3324-2023 tillsynsbegäran.docx
+++ b/tillsyn/A 3324-2023 tillsynsbegäran.docx
@@ -375,7 +375,7 @@
     <w:r>
       <w:tab/>
       <w:tab/>
-      <w:t>2026-10-09</w:t>
+      <w:t>2026-10-10</w:t>
       <w:br/>
       <w:br/>
     </w:r>

--- a/tillsyn/A 3324-2023 tillsynsbegäran.docx
+++ b/tillsyn/A 3324-2023 tillsynsbegäran.docx
@@ -375,7 +375,7 @@
     <w:r>
       <w:tab/>
       <w:tab/>
-      <w:t>2026-10-10</w:t>
+      <w:t>2026-10-11</w:t>
       <w:br/>
       <w:br/>
     </w:r>

--- a/tillsyn/A 3324-2023 tillsynsbegäran.docx
+++ b/tillsyn/A 3324-2023 tillsynsbegäran.docx
@@ -375,7 +375,7 @@
     <w:r>
       <w:tab/>
       <w:tab/>
-      <w:t>2026-10-11</w:t>
+      <w:t>2026-10-12</w:t>
       <w:br/>
       <w:br/>
     </w:r>

--- a/tillsyn/A 3324-2023 tillsynsbegäran.docx
+++ b/tillsyn/A 3324-2023 tillsynsbegäran.docx
@@ -375,7 +375,7 @@
     <w:r>
       <w:tab/>
       <w:tab/>
-      <w:t>2026-10-12</w:t>
+      <w:t>2026-10-13</w:t>
       <w:br/>
       <w:br/>
     </w:r>

--- a/tillsyn/A 3324-2023 tillsynsbegäran.docx
+++ b/tillsyn/A 3324-2023 tillsynsbegäran.docx
@@ -375,7 +375,7 @@
     <w:r>
       <w:tab/>
       <w:tab/>
-      <w:t>2026-10-13</w:t>
+      <w:t>2026-10-14</w:t>
       <w:br/>
       <w:br/>
     </w:r>

--- a/tillsyn/A 3324-2023 tillsynsbegäran.docx
+++ b/tillsyn/A 3324-2023 tillsynsbegäran.docx
@@ -22,7 +22,7 @@
       <w:r>
         <w:drawing>
           <wp:inline xmlns:a="http://schemas.openxmlformats.org/drawingml/2006/main" xmlns:pic="http://schemas.openxmlformats.org/drawingml/2006/picture">
-            <wp:extent cx="5427449" cy="5724000"/>
+            <wp:extent cx="5318276" cy="5724000"/>
             <wp:docPr id="1" name="Picture 1"/>
             <wp:cNvGraphicFramePr>
               <a:graphicFrameLocks noChangeAspect="1"/>
@@ -43,7 +43,7 @@
                   <pic:spPr>
                     <a:xfrm>
                       <a:off x="0" y="0"/>
-                      <a:ext cx="5427449" cy="5724000"/>
+                      <a:ext cx="5318276" cy="5724000"/>
                     </a:xfrm>
                     <a:prstGeom prst="rect"/>
                   </pic:spPr>
@@ -60,12 +60,12 @@
         <w:spacing w:after="240"/>
       </w:pPr>
       <w:r>
-        <w:t>Figur 1. Fyndplatser för naturvårdsarter i avverkningsanmälan. Markörer utan svart kant är placerade på fyndplatsen. Markörer med svart kant är placerade vid sidan av fyndplatsen och har ett svart streck som visar fyndplatsens exakta position. Kartans mittpunktskoordinat är N 6371633, E 689815 i SWEREF 99 TM.</w:t>
+        <w:t>Figur 1. Fyndplatser för naturvårdsarter i och inom 3 meter från avverkningsanmälan. Markörer utan svart kant är placerade på fyndplatsen. Markörer med svart kant är placerade vid sidan av fyndplatsen och har ett svart streck som visar fyndplatsens exakta position. Kartans mittpunktskoordinat är N 6371633, E 689815 i SWEREF 99 TM.</w:t>
       </w:r>
     </w:p>
     <w:p>
       <w:r>
-        <w:t>I avverkningsanmälan finns fynd av 12 naturvårdsarter, varav 9 är rödlistade, 1 är typisk (T) och 3 är signalarter (S): blåfotad fagerspindling (VU), duvspindling (VU), granrotspindling (VU), gulsträngad fagerspindling (VU), svartgrön spindling (VU), tvillingspindling (VU), blå slemspindling (NT, T), odörspindling (NT), äggspindling (NT), anisspindling (S), olivspindling (S) och rödgul trumpetsvamp (S). Se Figur 1.</w:t>
+        <w:t>I och inom 3 meter från avverkningsanmälan finns fynd av 15 naturvårdsarter, varav 11 är rödlistade, 1 är typisk (T) och 4 är signalarter (S): blåfotad fagerspindling (VU), duvspindling (VU), granrotspindling (VU), gulsträngad fagerspindling (VU), svartgrön spindling (VU), trollspindling (VU), tvillingspindling (VU), violettrandad spindling (VU), blå slemspindling (NT, T), odörspindling (NT), äggspindling (NT), anisspindling (S), besk kastanjemusseron (S), olivspindling (S) och rödgul trumpetsvamp (S). Se Figur 1.</w:t>
       </w:r>
     </w:p>
     <w:p>
@@ -177,10 +177,32 @@
         <w:rPr>
           <w:b/>
         </w:rPr>
+        <w:t>Trollspindling (VU)</w:t>
+      </w:r>
+      <w:r>
+        <w:t xml:space="preserve"> är en ytterst sällsynt ädelspindling som bildar mykorrhiza med tall och gran i ljusöppen och luckig kalkbarrskog. Främsta hotet är rationellt skogsbruk med slutavverkning eller andra avverkningar. Skydda kända lokaler formellt och om svampen påträffas på nya lokaler bör även dessa skyddas (SLU Artdatabanken, 2026).</w:t>
+      </w:r>
+    </w:p>
+    <w:p>
+      <w:r>
+        <w:rPr>
+          <w:b/>
+        </w:rPr>
         <w:t>Tvillingspindling (VU)</w:t>
       </w:r>
       <w:r>
         <w:t xml:space="preserve"> bildar mykorrhiza med gran och växer enbart i örtrika grandominerade kalkbarrskogar med kontinuitet och hög bonitet, miljöer som idag är starkt hotade av slutavverkningar. Tvillingspindlingen liksom en lång rad av dess följearter knutna till kalk- och örtrika barrblandskogar med lång kontinuitet är beroende av områdesskydd eller naturvårdsavtal som förhindrar slutavverkningar av dess växtmiljöer (SLU Artdatabanken, 2024).</w:t>
+      </w:r>
+    </w:p>
+    <w:p>
+      <w:r>
+        <w:rPr>
+          <w:b/>
+        </w:rPr>
+        <w:t>Violettrandad spindling (VU)</w:t>
+      </w:r>
+      <w:r>
+        <w:t xml:space="preserve"> är en sällsynt barrskogsart som bildar mykorrhiza med tall, i kalktallskog och lavtallskog på kalkrik mark. Intensivt skogsbruk med kalavverkning, markberedning etc. minskar artens möjligheter att överleva och dess minskningstakt uppgår till 30 % inom 50 år och överstiger gränsvärdet för Sårbar (VU). Violettrandad spindling är placerad högst upp i Skogsstyrelsens värdepyramid för bedömning av skog med höga naturvärden och på artens kända växtplatser bör avverkning undvikas (SLU Artdatabanken, 2024; Nitare &amp; Skogsstyrelsen, 2019).</w:t>
       </w:r>
     </w:p>
     <w:p>
@@ -375,7 +397,7 @@
     <w:r>
       <w:tab/>
       <w:tab/>
-      <w:t>2026-10-14</w:t>
+      <w:t>2026-10-15</w:t>
       <w:br/>
       <w:br/>
     </w:r>

--- a/tillsyn/A 3324-2023 tillsynsbegäran.docx
+++ b/tillsyn/A 3324-2023 tillsynsbegäran.docx
@@ -397,7 +397,7 @@
     <w:r>
       <w:tab/>
       <w:tab/>
-      <w:t>2026-10-15</w:t>
+      <w:t>2026-10-16</w:t>
       <w:br/>
       <w:br/>
     </w:r>

--- a/tillsyn/A 3324-2023 tillsynsbegäran.docx
+++ b/tillsyn/A 3324-2023 tillsynsbegäran.docx
@@ -397,7 +397,7 @@
     <w:r>
       <w:tab/>
       <w:tab/>
-      <w:t>2026-10-16</w:t>
+      <w:t>2026-10-17</w:t>
       <w:br/>
       <w:br/>
     </w:r>

--- a/tillsyn/A 3324-2023 tillsynsbegäran.docx
+++ b/tillsyn/A 3324-2023 tillsynsbegäran.docx
@@ -397,7 +397,7 @@
     <w:r>
       <w:tab/>
       <w:tab/>
-      <w:t>2026-10-17</w:t>
+      <w:t>2026-10-18</w:t>
       <w:br/>
       <w:br/>
     </w:r>

--- a/tillsyn/A 3324-2023 tillsynsbegäran.docx
+++ b/tillsyn/A 3324-2023 tillsynsbegäran.docx
@@ -397,7 +397,7 @@
     <w:r>
       <w:tab/>
       <w:tab/>
-      <w:t>2026-10-18</w:t>
+      <w:t>2026-10-19</w:t>
       <w:br/>
       <w:br/>
     </w:r>

--- a/tillsyn/A 3324-2023 tillsynsbegäran.docx
+++ b/tillsyn/A 3324-2023 tillsynsbegäran.docx
@@ -397,7 +397,7 @@
     <w:r>
       <w:tab/>
       <w:tab/>
-      <w:t>2026-10-19</w:t>
+      <w:t>2026-10-20</w:t>
       <w:br/>
       <w:br/>
     </w:r>

--- a/tillsyn/A 3324-2023 tillsynsbegäran.docx
+++ b/tillsyn/A 3324-2023 tillsynsbegäran.docx
@@ -397,7 +397,7 @@
     <w:r>
       <w:tab/>
       <w:tab/>
-      <w:t>2026-10-20</w:t>
+      <w:t>2026-10-21</w:t>
       <w:br/>
       <w:br/>
     </w:r>

--- a/tillsyn/A 3324-2023 tillsynsbegäran.docx
+++ b/tillsyn/A 3324-2023 tillsynsbegäran.docx
@@ -397,7 +397,7 @@
     <w:r>
       <w:tab/>
       <w:tab/>
-      <w:t>2026-10-21</w:t>
+      <w:t>2026-10-22</w:t>
       <w:br/>
       <w:br/>
     </w:r>

--- a/tillsyn/A 3324-2023 tillsynsbegäran.docx
+++ b/tillsyn/A 3324-2023 tillsynsbegäran.docx
@@ -397,7 +397,7 @@
     <w:r>
       <w:tab/>
       <w:tab/>
-      <w:t>2026-10-22</w:t>
+      <w:t>2026-10-23</w:t>
       <w:br/>
       <w:br/>
     </w:r>

--- a/tillsyn/A 3324-2023 tillsynsbegäran.docx
+++ b/tillsyn/A 3324-2023 tillsynsbegäran.docx
@@ -397,7 +397,7 @@
     <w:r>
       <w:tab/>
       <w:tab/>
-      <w:t>2026-10-23</w:t>
+      <w:t>2026-10-24</w:t>
       <w:br/>
       <w:br/>
     </w:r>

--- a/tillsyn/A 3324-2023 tillsynsbegäran.docx
+++ b/tillsyn/A 3324-2023 tillsynsbegäran.docx
@@ -397,7 +397,7 @@
     <w:r>
       <w:tab/>
       <w:tab/>
-      <w:t>2026-10-24</w:t>
+      <w:t>2026-10-25</w:t>
       <w:br/>
       <w:br/>
     </w:r>

--- a/tillsyn/A 3324-2023 tillsynsbegäran.docx
+++ b/tillsyn/A 3324-2023 tillsynsbegäran.docx
@@ -397,7 +397,7 @@
     <w:r>
       <w:tab/>
       <w:tab/>
-      <w:t>2026-10-25</w:t>
+      <w:t>2026-10-26</w:t>
       <w:br/>
       <w:br/>
     </w:r>

--- a/tillsyn/A 3324-2023 tillsynsbegäran.docx
+++ b/tillsyn/A 3324-2023 tillsynsbegäran.docx
@@ -397,7 +397,7 @@
     <w:r>
       <w:tab/>
       <w:tab/>
-      <w:t>2026-10-26</w:t>
+      <w:t>2026-10-27</w:t>
       <w:br/>
       <w:br/>
     </w:r>

--- a/tillsyn/A 3324-2023 tillsynsbegäran.docx
+++ b/tillsyn/A 3324-2023 tillsynsbegäran.docx
@@ -397,7 +397,7 @@
     <w:r>
       <w:tab/>
       <w:tab/>
-      <w:t>2026-10-27</w:t>
+      <w:t>2026-10-28</w:t>
       <w:br/>
       <w:br/>
     </w:r>

--- a/tillsyn/A 3324-2023 tillsynsbegäran.docx
+++ b/tillsyn/A 3324-2023 tillsynsbegäran.docx
@@ -397,7 +397,7 @@
     <w:r>
       <w:tab/>
       <w:tab/>
-      <w:t>2026-10-28</w:t>
+      <w:t>2026-10-29</w:t>
       <w:br/>
       <w:br/>
     </w:r>

--- a/tillsyn/A 3324-2023 tillsynsbegäran.docx
+++ b/tillsyn/A 3324-2023 tillsynsbegäran.docx
@@ -397,7 +397,7 @@
     <w:r>
       <w:tab/>
       <w:tab/>
-      <w:t>2026-10-29</w:t>
+      <w:t>2026-10-31</w:t>
       <w:br/>
       <w:br/>
     </w:r>
